--- a/docs/report/Cursor_ABAP_Skills_Parity_논의정리_보고서.docx
+++ b/docs/report/Cursor_ABAP_Skills_Parity_논의정리_보고서.docx
@@ -3,9 +3,6 @@
 <w:document xmlns:wpc="http://schemas.microsoft.com/office/word/2010/wordprocessingCanvas" xmlns:mo="http://schemas.microsoft.com/office/mac/office/2008/main" xmlns:mc="http://schemas.openxmlformats.org/markup-compatibility/2006" xmlns:mv="urn:schemas-microsoft-com:mac:vml" xmlns:o="urn:schemas-microsoft-com:office:office" xmlns:r="http://schemas.openxmlformats.org/officeDocument/2006/relationships" xmlns:m="http://schemas.openxmlformats.org/officeDocument/2006/math" xmlns:v="urn:schemas-microsoft-com:vml" xmlns:wp14="http://schemas.microsoft.com/office/word/2010/wordprocessingDrawing" xmlns:wp="http://schemas.openxmlformats.org/drawingml/2006/wordprocessingDrawing" xmlns:w10="urn:schemas-microsoft-com:office:word" xmlns:w="http://schemas.openxmlformats.org/wordprocessingml/2006/main" xmlns:w14="http://schemas.microsoft.com/office/word/2010/wordml" xmlns:wpg="http://schemas.microsoft.com/office/word/2010/wordprocessingGroup" xmlns:wpi="http://schemas.microsoft.com/office/word/2010/wordprocessingInk" xmlns:wne="http://schemas.microsoft.com/office/word/2006/wordml" xmlns:wps="http://schemas.microsoft.com/office/word/2010/wordprocessingShape" mc:Ignorable="w14 wp14">
   <w:body>
     <w:p>
-      <w:pPr>
-        <w:spacing w:after="240"/>
-      </w:pPr>
       <w:r>
         <w:rPr>
           <w:rFonts w:ascii="Malgun Gothic" w:hAnsi="Malgun Gothic"/>
@@ -210,22 +207,6 @@
     </w:tbl>
     <w:p/>
     <w:p>
-      <w:pPr>
-        <w:spacing w:after="120"/>
-      </w:pPr>
-      <w:r>
-        <w:rPr>
-          <w:rFonts w:ascii="Malgun Gothic" w:hAnsi="Malgun Gothic"/>
-          <w:b w:val="0"/>
-          <w:sz w:val="22"/>
-        </w:rPr>
-        <w:t>---</w:t>
-      </w:r>
-    </w:p>
-    <w:p>
-      <w:pPr>
-        <w:spacing w:after="160"/>
-      </w:pPr>
       <w:r>
         <w:rPr>
           <w:rFonts w:ascii="Malgun Gothic" w:hAnsi="Malgun Gothic"/>
@@ -236,9 +217,6 @@
       </w:r>
     </w:p>
     <w:p>
-      <w:pPr>
-        <w:spacing w:after="120"/>
-      </w:pPr>
       <w:r>
         <w:rPr>
           <w:rFonts w:ascii="Malgun Gothic" w:hAnsi="Malgun Gothic"/>
@@ -249,9 +227,6 @@
       </w:r>
     </w:p>
     <w:p>
-      <w:pPr>
-        <w:spacing w:after="120"/>
-      </w:pPr>
       <w:r>
         <w:rPr>
           <w:rFonts w:ascii="Malgun Gothic" w:hAnsi="Malgun Gothic"/>
@@ -262,9 +237,6 @@
       </w:r>
     </w:p>
     <w:p>
-      <w:pPr>
-        <w:spacing w:after="120"/>
-      </w:pPr>
       <w:r>
         <w:rPr>
           <w:rFonts w:ascii="Malgun Gothic" w:hAnsi="Malgun Gothic"/>
@@ -275,9 +247,6 @@
       </w:r>
     </w:p>
     <w:p>
-      <w:pPr>
-        <w:spacing w:after="120"/>
-      </w:pPr>
       <w:r>
         <w:rPr>
           <w:rFonts w:ascii="Malgun Gothic" w:hAnsi="Malgun Gothic"/>
@@ -288,9 +257,6 @@
       </w:r>
     </w:p>
     <w:p>
-      <w:pPr>
-        <w:spacing w:after="120"/>
-      </w:pPr>
       <w:r>
         <w:rPr>
           <w:rFonts w:ascii="Malgun Gothic" w:hAnsi="Malgun Gothic"/>
@@ -301,9 +267,6 @@
       </w:r>
     </w:p>
     <w:p>
-      <w:pPr>
-        <w:spacing w:after="120"/>
-      </w:pPr>
       <w:r>
         <w:rPr>
           <w:rFonts w:ascii="Malgun Gothic" w:hAnsi="Malgun Gothic"/>
@@ -314,9 +277,6 @@
       </w:r>
     </w:p>
     <w:p>
-      <w:pPr>
-        <w:spacing w:after="120"/>
-      </w:pPr>
       <w:r>
         <w:rPr>
           <w:rFonts w:ascii="Malgun Gothic" w:hAnsi="Malgun Gothic"/>
@@ -327,9 +287,6 @@
       </w:r>
     </w:p>
     <w:p>
-      <w:pPr>
-        <w:spacing w:after="120"/>
-      </w:pPr>
       <w:r>
         <w:rPr>
           <w:rFonts w:ascii="Malgun Gothic" w:hAnsi="Malgun Gothic"/>
@@ -340,9 +297,6 @@
       </w:r>
     </w:p>
     <w:p>
-      <w:pPr>
-        <w:spacing w:after="120"/>
-      </w:pPr>
       <w:r>
         <w:rPr>
           <w:rFonts w:ascii="Malgun Gothic" w:hAnsi="Malgun Gothic"/>
@@ -353,9 +307,6 @@
       </w:r>
     </w:p>
     <w:p>
-      <w:pPr>
-        <w:spacing w:after="120"/>
-      </w:pPr>
       <w:r>
         <w:rPr>
           <w:rFonts w:ascii="Malgun Gothic" w:hAnsi="Malgun Gothic"/>
@@ -402,22 +353,6 @@
       </w:r>
     </w:p>
     <w:p>
-      <w:pPr>
-        <w:spacing w:after="120"/>
-      </w:pPr>
-      <w:r>
-        <w:rPr>
-          <w:rFonts w:ascii="Malgun Gothic" w:hAnsi="Malgun Gothic"/>
-          <w:b w:val="0"/>
-          <w:sz w:val="22"/>
-        </w:rPr>
-        <w:t>---</w:t>
-      </w:r>
-    </w:p>
-    <w:p>
-      <w:pPr>
-        <w:spacing w:after="160"/>
-      </w:pPr>
       <w:r>
         <w:rPr>
           <w:rFonts w:ascii="Malgun Gothic" w:hAnsi="Malgun Gothic"/>
@@ -428,9 +363,6 @@
       </w:r>
     </w:p>
     <w:p>
-      <w:pPr>
-        <w:spacing w:after="120"/>
-      </w:pPr>
       <w:r>
         <w:rPr>
           <w:rFonts w:ascii="Malgun Gothic" w:hAnsi="Malgun Gothic"/>
@@ -477,35 +409,16 @@
       </w:r>
     </w:p>
     <w:p>
-      <w:pPr>
-        <w:spacing w:after="120"/>
-      </w:pPr>
       <w:r>
         <w:rPr>
           <w:rFonts w:ascii="Malgun Gothic" w:hAnsi="Malgun Gothic"/>
           <w:b w:val="0"/>
           <w:sz w:val="22"/>
         </w:rPr>
-        <w:t>설계서(`docs/design/integrated-ops-monitor-design.md`)에 FR/NFR/확정 Open Issues가 정리되어 있고, 회사 노트북에서는 GitHub·원격 경로 접근이 어려워 **SE38에 붙여넣는 방식**으로 소스를 주고받는 환경이었다. 이 환경 마찰(통짜 소스, `계속`, 선언 누락)이 이후 Delivery Rule·Preflight의 직접 원인이 된다.</w:t>
+        <w:t>설계서(`docs/design/integrated-ops-monitor-design.md`)에 FR/NFR/확정 Open Issues가 정리되어 있고, 회사 노트북에서는 GitHub·원격 경로 접근이 어려워 SE38에 소스를 붙여 넣는 환경이었다. (전달 채널 자체에 대한 질문·`계속` 이어받기는 **본 문서 질문 집계에서 제외**한다. Delivery Rule·Preflight의 배경으로만 언급한다.)</w:t>
       </w:r>
     </w:p>
     <w:p>
-      <w:pPr>
-        <w:spacing w:after="120"/>
-      </w:pPr>
-      <w:r>
-        <w:rPr>
-          <w:rFonts w:ascii="Malgun Gothic" w:hAnsi="Malgun Gothic"/>
-          <w:b w:val="0"/>
-          <w:sz w:val="22"/>
-        </w:rPr>
-        <w:t>---</w:t>
-      </w:r>
-    </w:p>
-    <w:p>
-      <w:pPr>
-        <w:spacing w:after="160"/>
-      </w:pPr>
       <w:r>
         <w:rPr>
           <w:rFonts w:ascii="Malgun Gothic" w:hAnsi="Malgun Gothic"/>
@@ -516,97 +429,36 @@
       </w:r>
     </w:p>
     <w:p>
-      <w:pPr>
-        <w:spacing w:after="120"/>
-      </w:pPr>
       <w:r>
         <w:rPr>
           <w:rFonts w:ascii="Malgun Gothic" w:hAnsi="Malgun Gothic"/>
           <w:b w:val="0"/>
           <w:sz w:val="22"/>
         </w:rPr>
-        <w:t>전사(transcript)를 기준으로 보면, 질문은 아래 유형에 반복적으로 모인다.</w:t>
+        <w:t xml:space="preserve">전사(transcript)를 기준으로 보면, 질문은 아래 유형에 반복적으로 모인다.  </w:t>
       </w:r>
     </w:p>
     <w:p>
-      <w:pPr>
-        <w:spacing w:after="120"/>
-      </w:pPr>
+      <w:r>
+        <w:rPr>
+          <w:rFonts w:ascii="Malgun Gothic" w:hAnsi="Malgun Gothic"/>
+          <w:b w:val="0"/>
+          <w:sz w:val="22"/>
+        </w:rPr>
+        <w:t>(**제외:** 통짜/전체 소스·채팅 원문 요청, 잘린 출력에 대한 `계속`, GitHub·경로 대신 붙여 달라는 전달 전용 턴.)</w:t>
+      </w:r>
+    </w:p>
+    <w:p>
       <w:r>
         <w:rPr>
           <w:rFonts w:ascii="Malgun Gothic" w:hAnsi="Malgun Gothic"/>
           <w:b/>
           <w:sz w:val="24"/>
         </w:rPr>
-        <w:t>2.1 소스 전달·붙여넣기</w:t>
+        <w:t>2.1 컴파일·활성화·타입 오류</w:t>
       </w:r>
     </w:p>
     <w:p>
-      <w:pPr>
-        <w:pStyle w:val="ListBullet"/>
-      </w:pPr>
-      <w:r>
-        <w:rPr>
-          <w:rFonts w:ascii="Malgun Gothic" w:hAnsi="Malgun Gothic"/>
-          <w:sz w:val="22"/>
-        </w:rPr>
-        <w:t xml:space="preserve">“전체 로직 / 통짜 소스 / 붙여넣기 가능하게”  </w:t>
-      </w:r>
-    </w:p>
-    <w:p>
-      <w:pPr>
-        <w:pStyle w:val="ListBullet"/>
-      </w:pPr>
-      <w:r>
-        <w:rPr>
-          <w:rFonts w:ascii="Malgun Gothic" w:hAnsi="Malgun Gothic"/>
-          <w:sz w:val="22"/>
-        </w:rPr>
-        <w:t xml:space="preserve">GitHub·ZIP 경로가 막혀 **채팅에 원문을 달라**는 요청  </w:t>
-      </w:r>
-    </w:p>
-    <w:p>
-      <w:pPr>
-        <w:pStyle w:val="ListBullet"/>
-      </w:pPr>
-      <w:r>
-        <w:rPr>
-          <w:rFonts w:ascii="Malgun Gothic" w:hAnsi="Malgun Gothic"/>
-          <w:sz w:val="22"/>
-        </w:rPr>
-        <w:t xml:space="preserve">출력이 잘리면 `계속`으로 이어받기  </w:t>
-      </w:r>
-    </w:p>
-    <w:p>
-      <w:pPr>
-        <w:spacing w:after="120"/>
-      </w:pPr>
-      <w:r>
-        <w:rPr>
-          <w:rFonts w:ascii="Malgun Gothic" w:hAnsi="Malgun Gothic"/>
-          <w:b w:val="0"/>
-          <w:sz w:val="22"/>
-        </w:rPr>
-        <w:t>이 유형은 “기능이 틀렸다”기보다 **전달 채널** 문제이며, 나중에 `abap-delivery-preferences`(채팅 붙여넣기 우선, 선언+구현 동시)로 고착된다.</w:t>
-      </w:r>
-    </w:p>
-    <w:p>
-      <w:pPr>
-        <w:spacing w:after="120"/>
-      </w:pPr>
-      <w:r>
-        <w:rPr>
-          <w:rFonts w:ascii="Malgun Gothic" w:hAnsi="Malgun Gothic"/>
-          <w:b/>
-          <w:sz w:val="24"/>
-        </w:rPr>
-        <w:t>2.2 컴파일·활성화·타입 오류</w:t>
-      </w:r>
-    </w:p>
-    <w:p>
-      <w:pPr>
-        <w:spacing w:after="120"/>
-      </w:pPr>
       <w:r>
         <w:rPr>
           <w:rFonts w:ascii="Malgun Gothic" w:hAnsi="Malgun Gothic"/>
@@ -1029,16 +881,13 @@
     </w:tbl>
     <w:p/>
     <w:p>
-      <w:pPr>
-        <w:spacing w:after="120"/>
-      </w:pPr>
       <w:r>
         <w:rPr>
           <w:rFonts w:ascii="Malgun Gothic" w:hAnsi="Malgun Gothic"/>
           <w:b/>
           <w:sz w:val="24"/>
         </w:rPr>
-        <w:t>2.3 UX·차트·레이아웃</w:t>
+        <w:t>2.2 UX·차트·레이아웃</w:t>
       </w:r>
     </w:p>
     <w:p>
@@ -1090,9 +939,6 @@
       </w:r>
     </w:p>
     <w:p>
-      <w:pPr>
-        <w:spacing w:after="120"/>
-      </w:pPr>
       <w:r>
         <w:rPr>
           <w:rFonts w:ascii="Malgun Gothic" w:hAnsi="Malgun Gothic"/>
@@ -1103,16 +949,13 @@
       </w:r>
     </w:p>
     <w:p>
-      <w:pPr>
-        <w:spacing w:after="120"/>
-      </w:pPr>
       <w:r>
         <w:rPr>
           <w:rFonts w:ascii="Malgun Gothic" w:hAnsi="Malgun Gothic"/>
           <w:b/>
           <w:sz w:val="24"/>
         </w:rPr>
-        <w:t>2.4 실기 동작 이상</w:t>
+        <w:t>2.3 실기 동작 이상</w:t>
       </w:r>
     </w:p>
     <w:p>
@@ -1164,9 +1007,6 @@
       </w:r>
     </w:p>
     <w:p>
-      <w:pPr>
-        <w:spacing w:after="120"/>
-      </w:pPr>
       <w:r>
         <w:rPr>
           <w:rFonts w:ascii="Malgun Gothic" w:hAnsi="Malgun Gothic"/>
@@ -1177,16 +1017,13 @@
       </w:r>
     </w:p>
     <w:p>
-      <w:pPr>
-        <w:spacing w:after="120"/>
-      </w:pPr>
       <w:r>
         <w:rPr>
           <w:rFonts w:ascii="Malgun Gothic" w:hAnsi="Malgun Gothic"/>
           <w:b/>
           <w:sz w:val="24"/>
         </w:rPr>
-        <w:t>2.5 화면·선택화면 설정 가이드</w:t>
+        <w:t>2.4 화면·선택화면 설정 가이드</w:t>
       </w:r>
     </w:p>
     <w:p>
@@ -1202,9 +1039,6 @@
       </w:r>
     </w:p>
     <w:p>
-      <w:pPr>
-        <w:spacing w:after="120"/>
-      </w:pPr>
       <w:r>
         <w:rPr>
           <w:rFonts w:ascii="Malgun Gothic" w:hAnsi="Malgun Gothic"/>
@@ -1215,16 +1049,13 @@
       </w:r>
     </w:p>
     <w:p>
-      <w:pPr>
-        <w:spacing w:after="120"/>
-      </w:pPr>
       <w:r>
         <w:rPr>
           <w:rFonts w:ascii="Malgun Gothic" w:hAnsi="Malgun Gothic"/>
           <w:b/>
           <w:sz w:val="24"/>
         </w:rPr>
-        <w:t>2.6 후반 메타 논의 (본 문서의 직접 계기)</w:t>
+        <w:t>2.5 후반 메타 논의 (본 문서의 직접 계기)</w:t>
       </w:r>
     </w:p>
     <w:p>
@@ -1300,9 +1131,6 @@
       </w:r>
     </w:p>
     <w:p>
-      <w:pPr>
-        <w:spacing w:after="120"/>
-      </w:pPr>
       <w:r>
         <w:rPr>
           <w:rFonts w:ascii="Malgun Gothic" w:hAnsi="Malgun Gothic"/>
@@ -1313,22 +1141,6 @@
       </w:r>
     </w:p>
     <w:p>
-      <w:pPr>
-        <w:spacing w:after="120"/>
-      </w:pPr>
-      <w:r>
-        <w:rPr>
-          <w:rFonts w:ascii="Malgun Gothic" w:hAnsi="Malgun Gothic"/>
-          <w:b w:val="0"/>
-          <w:sz w:val="22"/>
-        </w:rPr>
-        <w:t>---</w:t>
-      </w:r>
-    </w:p>
-    <w:p>
-      <w:pPr>
-        <w:spacing w:after="160"/>
-      </w:pPr>
       <w:r>
         <w:rPr>
           <w:rFonts w:ascii="Malgun Gothic" w:hAnsi="Malgun Gothic"/>
@@ -1339,9 +1151,6 @@
       </w:r>
     </w:p>
     <w:p>
-      <w:pPr>
-        <w:spacing w:after="120"/>
-      </w:pPr>
       <w:r>
         <w:rPr>
           <w:rFonts w:ascii="Malgun Gothic" w:hAnsi="Malgun Gothic"/>
@@ -1352,9 +1161,6 @@
       </w:r>
     </w:p>
     <w:p>
-      <w:pPr>
-        <w:spacing w:after="120"/>
-      </w:pPr>
       <w:r>
         <w:rPr>
           <w:rFonts w:ascii="Malgun Gothic" w:hAnsi="Malgun Gothic"/>
@@ -1469,9 +1275,6 @@
     </w:tbl>
     <w:p/>
     <w:p>
-      <w:pPr>
-        <w:spacing w:after="120"/>
-      </w:pPr>
       <w:r>
         <w:rPr>
           <w:rFonts w:ascii="Malgun Gothic" w:hAnsi="Malgun Gothic"/>
@@ -1482,9 +1285,6 @@
       </w:r>
     </w:p>
     <w:p>
-      <w:pPr>
-        <w:spacing w:after="120"/>
-      </w:pPr>
       <w:r>
         <w:rPr>
           <w:rFonts w:ascii="Malgun Gothic" w:hAnsi="Malgun Gothic"/>
@@ -1519,9 +1319,6 @@
       </w:r>
     </w:p>
     <w:p>
-      <w:pPr>
-        <w:spacing w:after="120"/>
-      </w:pPr>
       <w:r>
         <w:rPr>
           <w:rFonts w:ascii="Malgun Gothic" w:hAnsi="Malgun Gothic"/>
@@ -1532,9 +1329,6 @@
       </w:r>
     </w:p>
     <w:p>
-      <w:pPr>
-        <w:spacing w:after="120"/>
-      </w:pPr>
       <w:r>
         <w:rPr>
           <w:rFonts w:ascii="Malgun Gothic" w:hAnsi="Malgun Gothic"/>
@@ -1546,7 +1340,6 @@
     </w:p>
     <w:p>
       <w:pPr>
-        <w:spacing w:after="120"/>
         <w:ind w:left="283"/>
       </w:pPr>
       <w:r>
@@ -1560,7 +1353,6 @@
     </w:p>
     <w:p>
       <w:pPr>
-        <w:spacing w:after="120"/>
         <w:ind w:left="283"/>
       </w:pPr>
       <w:r>
@@ -1573,9 +1365,6 @@
       </w:r>
     </w:p>
     <w:p>
-      <w:pPr>
-        <w:spacing w:after="120"/>
-      </w:pPr>
       <w:r>
         <w:rPr>
           <w:rFonts w:ascii="Malgun Gothic" w:hAnsi="Malgun Gothic"/>
@@ -1586,9 +1375,6 @@
       </w:r>
     </w:p>
     <w:p>
-      <w:pPr>
-        <w:spacing w:after="120"/>
-      </w:pPr>
       <w:r>
         <w:rPr>
           <w:rFonts w:ascii="Malgun Gothic" w:hAnsi="Malgun Gothic"/>
@@ -1631,20 +1417,29 @@
           <w:rFonts w:ascii="Malgun Gothic" w:hAnsi="Malgun Gothic"/>
           <w:sz w:val="22"/>
         </w:rPr>
-        <w:t xml:space="preserve">(효율·공정 비교 시) PPT 제작, `계속`, 순수 재붙여넣기만 하는 턴은 `cum_Q_program`에서 제외할 수 있음  </w:t>
+        <w:t xml:space="preserve">**소스 복붙·전달 전용**: 통짜/전체 로직·채팅 원문·경로 대신 붙여 달라는 요청, 잘린 출력에 대한 `계속`  </w:t>
       </w:r>
     </w:p>
     <w:p>
       <w:pPr>
-        <w:spacing w:after="120"/>
+        <w:pStyle w:val="ListBullet"/>
       </w:pPr>
+      <w:r>
+        <w:rPr>
+          <w:rFonts w:ascii="Malgun Gothic" w:hAnsi="Malgun Gothic"/>
+          <w:sz w:val="22"/>
+        </w:rPr>
+        <w:t xml:space="preserve">(효율·공정 비교 시) PPT 제작 턴은 `cum_Q_program`에서도 제외  </w:t>
+      </w:r>
+    </w:p>
+    <w:p>
       <w:r>
         <w:rPr>
           <w:rFonts w:ascii="Malgun Gothic" w:hAnsi="Malgun Gothic"/>
           <w:b/>
           <w:sz w:val="24"/>
         </w:rPr>
-        <w:t>3.4 숫자 (2세션 합산, 메타 제외 후)</w:t>
+        <w:t>3.4 숫자 (2세션 합산, 메타·소스복붙 제외 후)</w:t>
       </w:r>
     </w:p>
     <w:tbl>
@@ -1730,7 +1525,7 @@
                 <w:rFonts w:ascii="Malgun Gothic" w:hAnsi="Malgun Gothic"/>
                 <w:sz w:val="18"/>
               </w:rPr>
-              <w:t>**약 124~126**</w:t>
+              <w:t>**약 105**</w:t>
             </w:r>
           </w:p>
         </w:tc>
@@ -1744,7 +1539,7 @@
                 <w:rFonts w:ascii="Malgun Gothic" w:hAnsi="Malgun Gothic"/>
                 <w:sz w:val="18"/>
               </w:rPr>
-              <w:t>A+B user 메시지에서 메타·시스템 제외</w:t>
+              <w:t>A+B에서 메타·시스템·소스복붙/`계속` 제외 (재집계)</w:t>
             </w:r>
           </w:p>
         </w:tc>
@@ -1926,35 +1721,26 @@
     </w:tbl>
     <w:p/>
     <w:p>
-      <w:pPr>
-        <w:spacing w:after="120"/>
-      </w:pPr>
       <w:r>
         <w:rPr>
           <w:rFonts w:ascii="Malgun Gothic" w:hAnsi="Malgun Gothic"/>
           <w:b w:val="0"/>
           <w:sz w:val="22"/>
         </w:rPr>
-        <w:t xml:space="preserve">오류·기능수정에 **넣지 않은** 것: 통짜 소스 요청, `계속`, 발표자료, 권한·설계 선택지 확정, 단순 설명 요청 등.  </w:t>
+        <w:t xml:space="preserve">이전 초안의 “총 질문 약 124~126”에는 소스 복붙·`계속` 등 전달 전용 턴(약 28건)이 포함되어 있었다. **본 문서에서는 제거**한다.  </w:t>
       </w:r>
     </w:p>
     <w:p>
-      <w:pPr>
-        <w:spacing w:after="120"/>
-      </w:pPr>
       <w:r>
         <w:rPr>
           <w:rFonts w:ascii="Malgun Gothic" w:hAnsi="Malgun Gothic"/>
           <w:b w:val="0"/>
           <w:sz w:val="22"/>
         </w:rPr>
-        <w:t>이것들은 **총 질문**에는 들어갈 수 있으나, “오류 23 / 기능 15” 버킷에는 넣지 않았다.</w:t>
+        <w:t>오류·기능수정 버킷에는 원래부터 넣지 않았고, 발표자료·권한·설계 확정·단순 설명 등은 총 질문에만 남을 수 있다.</w:t>
       </w:r>
     </w:p>
     <w:p>
-      <w:pPr>
-        <w:spacing w:after="120"/>
-      </w:pPr>
       <w:r>
         <w:rPr>
           <w:rFonts w:ascii="Malgun Gothic" w:hAnsi="Malgun Gothic"/>
@@ -2069,9 +1855,6 @@
     </w:tbl>
     <w:p/>
     <w:p>
-      <w:pPr>
-        <w:spacing w:after="120"/>
-      </w:pPr>
       <w:r>
         <w:rPr>
           <w:rFonts w:ascii="Malgun Gothic" w:hAnsi="Malgun Gothic"/>
@@ -2082,22 +1865,6 @@
       </w:r>
     </w:p>
     <w:p>
-      <w:pPr>
-        <w:spacing w:after="120"/>
-      </w:pPr>
-      <w:r>
-        <w:rPr>
-          <w:rFonts w:ascii="Malgun Gothic" w:hAnsi="Malgun Gothic"/>
-          <w:b w:val="0"/>
-          <w:sz w:val="22"/>
-        </w:rPr>
-        <w:t>---</w:t>
-      </w:r>
-    </w:p>
-    <w:p>
-      <w:pPr>
-        <w:spacing w:after="160"/>
-      </w:pPr>
       <w:r>
         <w:rPr>
           <w:rFonts w:ascii="Malgun Gothic" w:hAnsi="Malgun Gothic"/>
@@ -2108,9 +1875,6 @@
       </w:r>
     </w:p>
     <w:p>
-      <w:pPr>
-        <w:spacing w:after="120"/>
-      </w:pPr>
       <w:r>
         <w:rPr>
           <w:rFonts w:ascii="Malgun Gothic" w:hAnsi="Malgun Gothic"/>
@@ -2121,9 +1885,6 @@
       </w:r>
     </w:p>
     <w:p>
-      <w:pPr>
-        <w:spacing w:after="120"/>
-      </w:pPr>
       <w:r>
         <w:rPr>
           <w:rFonts w:ascii="Malgun Gothic" w:hAnsi="Malgun Gothic"/>
@@ -2134,9 +1895,6 @@
       </w:r>
     </w:p>
     <w:p>
-      <w:pPr>
-        <w:spacing w:after="120"/>
-      </w:pPr>
       <w:r>
         <w:rPr>
           <w:rFonts w:ascii="Malgun Gothic" w:hAnsi="Malgun Gothic"/>
@@ -2147,9 +1905,6 @@
       </w:r>
     </w:p>
     <w:p>
-      <w:pPr>
-        <w:spacing w:after="120"/>
-      </w:pPr>
       <w:r>
         <w:rPr>
           <w:rFonts w:ascii="Malgun Gothic" w:hAnsi="Malgun Gothic"/>
@@ -2160,9 +1915,6 @@
       </w:r>
     </w:p>
     <w:p>
-      <w:pPr>
-        <w:spacing w:after="120"/>
-      </w:pPr>
       <w:r>
         <w:rPr>
           <w:rFonts w:ascii="Malgun Gothic" w:hAnsi="Malgun Gothic"/>
@@ -2173,9 +1925,6 @@
       </w:r>
     </w:p>
     <w:p>
-      <w:pPr>
-        <w:spacing w:after="120"/>
-      </w:pPr>
       <w:r>
         <w:rPr>
           <w:rFonts w:ascii="Malgun Gothic" w:hAnsi="Malgun Gothic"/>
@@ -2186,9 +1935,6 @@
       </w:r>
     </w:p>
     <w:p>
-      <w:pPr>
-        <w:spacing w:after="120"/>
-      </w:pPr>
       <w:r>
         <w:rPr>
           <w:rFonts w:ascii="Malgun Gothic" w:hAnsi="Malgun Gothic"/>
@@ -2199,9 +1945,6 @@
       </w:r>
     </w:p>
     <w:p>
-      <w:pPr>
-        <w:spacing w:after="120"/>
-      </w:pPr>
       <w:r>
         <w:rPr>
           <w:rFonts w:ascii="Malgun Gothic" w:hAnsi="Malgun Gothic"/>
@@ -2212,9 +1955,6 @@
       </w:r>
     </w:p>
     <w:p>
-      <w:pPr>
-        <w:spacing w:after="120"/>
-      </w:pPr>
       <w:r>
         <w:rPr>
           <w:rFonts w:ascii="Malgun Gothic" w:hAnsi="Malgun Gothic"/>
@@ -2225,9 +1965,6 @@
       </w:r>
     </w:p>
     <w:p>
-      <w:pPr>
-        <w:spacing w:after="120"/>
-      </w:pPr>
       <w:r>
         <w:rPr>
           <w:rFonts w:ascii="Malgun Gothic" w:hAnsi="Malgun Gothic"/>
@@ -2238,9 +1975,6 @@
       </w:r>
     </w:p>
     <w:p>
-      <w:pPr>
-        <w:spacing w:after="120"/>
-      </w:pPr>
       <w:r>
         <w:rPr>
           <w:rFonts w:ascii="Malgun Gothic" w:hAnsi="Malgun Gothic"/>
@@ -2251,9 +1985,6 @@
       </w:r>
     </w:p>
     <w:p>
-      <w:pPr>
-        <w:spacing w:after="120"/>
-      </w:pPr>
       <w:r>
         <w:rPr>
           <w:rFonts w:ascii="Malgun Gothic" w:hAnsi="Malgun Gothic"/>
@@ -2264,9 +1995,6 @@
       </w:r>
     </w:p>
     <w:p>
-      <w:pPr>
-        <w:spacing w:after="120"/>
-      </w:pPr>
       <w:r>
         <w:rPr>
           <w:rFonts w:ascii="Malgun Gothic" w:hAnsi="Malgun Gothic"/>
@@ -2277,9 +2005,6 @@
       </w:r>
     </w:p>
     <w:p>
-      <w:pPr>
-        <w:spacing w:after="120"/>
-      </w:pPr>
       <w:r>
         <w:rPr>
           <w:rFonts w:ascii="Malgun Gothic" w:hAnsi="Malgun Gothic"/>
@@ -2290,9 +2015,6 @@
       </w:r>
     </w:p>
     <w:p>
-      <w:pPr>
-        <w:spacing w:after="120"/>
-      </w:pPr>
       <w:r>
         <w:rPr>
           <w:rFonts w:ascii="Malgun Gothic" w:hAnsi="Malgun Gothic"/>
@@ -2303,9 +2025,6 @@
       </w:r>
     </w:p>
     <w:p>
-      <w:pPr>
-        <w:spacing w:after="120"/>
-      </w:pPr>
       <w:r>
         <w:rPr>
           <w:rFonts w:ascii="Malgun Gothic" w:hAnsi="Malgun Gothic"/>
@@ -2316,9 +2035,6 @@
       </w:r>
     </w:p>
     <w:p>
-      <w:pPr>
-        <w:spacing w:after="120"/>
-      </w:pPr>
       <w:r>
         <w:rPr>
           <w:rFonts w:ascii="Malgun Gothic" w:hAnsi="Malgun Gothic"/>
@@ -2329,9 +2045,6 @@
       </w:r>
     </w:p>
     <w:p>
-      <w:pPr>
-        <w:spacing w:after="120"/>
-      </w:pPr>
       <w:r>
         <w:rPr>
           <w:rFonts w:ascii="Malgun Gothic" w:hAnsi="Malgun Gothic"/>
@@ -2342,9 +2055,6 @@
       </w:r>
     </w:p>
     <w:p>
-      <w:pPr>
-        <w:spacing w:after="120"/>
-      </w:pPr>
       <w:r>
         <w:rPr>
           <w:rFonts w:ascii="Malgun Gothic" w:hAnsi="Malgun Gothic"/>
@@ -2355,9 +2065,6 @@
       </w:r>
     </w:p>
     <w:p>
-      <w:pPr>
-        <w:spacing w:after="120"/>
-      </w:pPr>
       <w:r>
         <w:rPr>
           <w:rFonts w:ascii="Malgun Gothic" w:hAnsi="Malgun Gothic"/>
@@ -2368,9 +2075,6 @@
       </w:r>
     </w:p>
     <w:p>
-      <w:pPr>
-        <w:spacing w:after="120"/>
-      </w:pPr>
       <w:r>
         <w:rPr>
           <w:rFonts w:ascii="Malgun Gothic" w:hAnsi="Malgun Gothic"/>
@@ -2381,9 +2085,6 @@
       </w:r>
     </w:p>
     <w:p>
-      <w:pPr>
-        <w:spacing w:after="120"/>
-      </w:pPr>
       <w:r>
         <w:rPr>
           <w:rFonts w:ascii="Malgun Gothic" w:hAnsi="Malgun Gothic"/>
@@ -2394,9 +2095,6 @@
       </w:r>
     </w:p>
     <w:p>
-      <w:pPr>
-        <w:spacing w:after="120"/>
-      </w:pPr>
       <w:r>
         <w:rPr>
           <w:rFonts w:ascii="Malgun Gothic" w:hAnsi="Malgun Gothic"/>
@@ -2407,9 +2105,6 @@
       </w:r>
     </w:p>
     <w:p>
-      <w:pPr>
-        <w:spacing w:after="120"/>
-      </w:pPr>
       <w:r>
         <w:rPr>
           <w:rFonts w:ascii="Malgun Gothic" w:hAnsi="Malgun Gothic"/>
@@ -2420,9 +2115,6 @@
       </w:r>
     </w:p>
     <w:p>
-      <w:pPr>
-        <w:spacing w:after="120"/>
-      </w:pPr>
       <w:r>
         <w:rPr>
           <w:rFonts w:ascii="Malgun Gothic" w:hAnsi="Malgun Gothic"/>
@@ -2433,9 +2125,6 @@
       </w:r>
     </w:p>
     <w:p>
-      <w:pPr>
-        <w:spacing w:after="120"/>
-      </w:pPr>
       <w:r>
         <w:rPr>
           <w:rFonts w:ascii="Malgun Gothic" w:hAnsi="Malgun Gothic"/>
@@ -2446,9 +2135,6 @@
       </w:r>
     </w:p>
     <w:p>
-      <w:pPr>
-        <w:spacing w:after="120"/>
-      </w:pPr>
       <w:r>
         <w:rPr>
           <w:rFonts w:ascii="Malgun Gothic" w:hAnsi="Malgun Gothic"/>
@@ -2459,22 +2145,6 @@
       </w:r>
     </w:p>
     <w:p>
-      <w:pPr>
-        <w:spacing w:after="120"/>
-      </w:pPr>
-      <w:r>
-        <w:rPr>
-          <w:rFonts w:ascii="Malgun Gothic" w:hAnsi="Malgun Gothic"/>
-          <w:b w:val="0"/>
-          <w:sz w:val="22"/>
-        </w:rPr>
-        <w:t>---</w:t>
-      </w:r>
-    </w:p>
-    <w:p>
-      <w:pPr>
-        <w:spacing w:after="160"/>
-      </w:pPr>
       <w:r>
         <w:rPr>
           <w:rFonts w:ascii="Malgun Gothic" w:hAnsi="Malgun Gothic"/>
@@ -2485,9 +2155,6 @@
       </w:r>
     </w:p>
     <w:p>
-      <w:pPr>
-        <w:spacing w:after="120"/>
-      </w:pPr>
       <w:r>
         <w:rPr>
           <w:rFonts w:ascii="Malgun Gothic" w:hAnsi="Malgun Gothic"/>
@@ -2534,9 +2201,6 @@
       </w:r>
     </w:p>
     <w:p>
-      <w:pPr>
-        <w:spacing w:after="120"/>
-      </w:pPr>
       <w:r>
         <w:rPr>
           <w:rFonts w:ascii="Malgun Gothic" w:hAnsi="Malgun Gothic"/>
@@ -2547,9 +2211,6 @@
       </w:r>
     </w:p>
     <w:p>
-      <w:pPr>
-        <w:spacing w:after="120"/>
-      </w:pPr>
       <w:r>
         <w:rPr>
           <w:rFonts w:ascii="Malgun Gothic" w:hAnsi="Malgun Gothic"/>
@@ -3060,9 +2721,6 @@
     </w:tbl>
     <w:p/>
     <w:p>
-      <w:pPr>
-        <w:spacing w:after="120"/>
-      </w:pPr>
       <w:r>
         <w:rPr>
           <w:rFonts w:ascii="Malgun Gothic" w:hAnsi="Malgun Gothic"/>
@@ -3073,9 +2731,6 @@
       </w:r>
     </w:p>
     <w:p>
-      <w:pPr>
-        <w:spacing w:after="120"/>
-      </w:pPr>
       <w:r>
         <w:rPr>
           <w:rFonts w:ascii="Malgun Gothic" w:hAnsi="Malgun Gothic"/>
@@ -3086,9 +2741,6 @@
       </w:r>
     </w:p>
     <w:p>
-      <w:pPr>
-        <w:spacing w:after="120"/>
-      </w:pPr>
       <w:r>
         <w:rPr>
           <w:rFonts w:ascii="Malgun Gothic" w:hAnsi="Malgun Gothic"/>
@@ -3099,9 +2751,6 @@
       </w:r>
     </w:p>
     <w:p>
-      <w:pPr>
-        <w:spacing w:after="120"/>
-      </w:pPr>
       <w:r>
         <w:rPr>
           <w:rFonts w:ascii="Malgun Gothic" w:hAnsi="Malgun Gothic"/>
@@ -3112,9 +2761,6 @@
       </w:r>
     </w:p>
     <w:p>
-      <w:pPr>
-        <w:spacing w:after="120"/>
-      </w:pPr>
       <w:r>
         <w:rPr>
           <w:rFonts w:ascii="Malgun Gothic" w:hAnsi="Malgun Gothic"/>
@@ -3149,9 +2795,6 @@
       </w:r>
     </w:p>
     <w:p>
-      <w:pPr>
-        <w:spacing w:after="120"/>
-      </w:pPr>
       <w:r>
         <w:rPr>
           <w:rFonts w:ascii="Malgun Gothic" w:hAnsi="Malgun Gothic"/>
@@ -3162,22 +2805,6 @@
       </w:r>
     </w:p>
     <w:p>
-      <w:pPr>
-        <w:spacing w:after="120"/>
-      </w:pPr>
-      <w:r>
-        <w:rPr>
-          <w:rFonts w:ascii="Malgun Gothic" w:hAnsi="Malgun Gothic"/>
-          <w:b w:val="0"/>
-          <w:sz w:val="22"/>
-        </w:rPr>
-        <w:t>---</w:t>
-      </w:r>
-    </w:p>
-    <w:p>
-      <w:pPr>
-        <w:spacing w:after="160"/>
-      </w:pPr>
       <w:r>
         <w:rPr>
           <w:rFonts w:ascii="Malgun Gothic" w:hAnsi="Malgun Gothic"/>
@@ -3188,9 +2815,6 @@
       </w:r>
     </w:p>
     <w:p>
-      <w:pPr>
-        <w:spacing w:after="120"/>
-      </w:pPr>
       <w:r>
         <w:rPr>
           <w:rFonts w:ascii="Malgun Gothic" w:hAnsi="Malgun Gothic"/>
@@ -3237,9 +2861,6 @@
       </w:r>
     </w:p>
     <w:p>
-      <w:pPr>
-        <w:spacing w:after="120"/>
-      </w:pPr>
       <w:r>
         <w:rPr>
           <w:rFonts w:ascii="Malgun Gothic" w:hAnsi="Malgun Gothic"/>
@@ -3250,9 +2871,6 @@
       </w:r>
     </w:p>
     <w:p>
-      <w:pPr>
-        <w:spacing w:after="120"/>
-      </w:pPr>
       <w:r>
         <w:rPr>
           <w:rFonts w:ascii="Malgun Gothic" w:hAnsi="Malgun Gothic"/>
@@ -3263,9 +2881,6 @@
       </w:r>
     </w:p>
     <w:p>
-      <w:pPr>
-        <w:spacing w:after="120"/>
-      </w:pPr>
       <w:r>
         <w:rPr>
           <w:rFonts w:ascii="Malgun Gothic" w:hAnsi="Malgun Gothic"/>
@@ -3300,9 +2915,6 @@
       </w:r>
     </w:p>
     <w:p>
-      <w:pPr>
-        <w:spacing w:after="120"/>
-      </w:pPr>
       <w:r>
         <w:rPr>
           <w:rFonts w:ascii="Malgun Gothic" w:hAnsi="Malgun Gothic"/>
@@ -3313,9 +2925,6 @@
       </w:r>
     </w:p>
     <w:p>
-      <w:pPr>
-        <w:spacing w:after="120"/>
-      </w:pPr>
       <w:r>
         <w:rPr>
           <w:rFonts w:ascii="Malgun Gothic" w:hAnsi="Malgun Gothic"/>
@@ -3475,7 +3084,6 @@
     <w:p/>
     <w:p>
       <w:pPr>
-        <w:spacing w:after="120"/>
         <w:ind w:left="283"/>
       </w:pPr>
       <w:r>
@@ -3488,22 +3096,6 @@
       </w:r>
     </w:p>
     <w:p>
-      <w:pPr>
-        <w:spacing w:after="120"/>
-      </w:pPr>
-      <w:r>
-        <w:rPr>
-          <w:rFonts w:ascii="Malgun Gothic" w:hAnsi="Malgun Gothic"/>
-          <w:b w:val="0"/>
-          <w:sz w:val="22"/>
-        </w:rPr>
-        <w:t>---</w:t>
-      </w:r>
-    </w:p>
-    <w:p>
-      <w:pPr>
-        <w:spacing w:after="160"/>
-      </w:pPr>
       <w:r>
         <w:rPr>
           <w:rFonts w:ascii="Malgun Gothic" w:hAnsi="Malgun Gothic"/>
@@ -3514,9 +3106,6 @@
       </w:r>
     </w:p>
     <w:p>
-      <w:pPr>
-        <w:spacing w:after="120"/>
-      </w:pPr>
       <w:r>
         <w:rPr>
           <w:rFonts w:ascii="Malgun Gothic" w:hAnsi="Malgun Gothic"/>
@@ -3575,9 +3164,6 @@
       </w:r>
     </w:p>
     <w:p>
-      <w:pPr>
-        <w:spacing w:after="120"/>
-      </w:pPr>
       <w:r>
         <w:rPr>
           <w:rFonts w:ascii="Malgun Gothic" w:hAnsi="Malgun Gothic"/>
@@ -3588,9 +3174,6 @@
       </w:r>
     </w:p>
     <w:p>
-      <w:pPr>
-        <w:spacing w:after="120"/>
-      </w:pPr>
       <w:r>
         <w:rPr>
           <w:rFonts w:ascii="Malgun Gothic" w:hAnsi="Malgun Gothic"/>
@@ -3661,9 +3244,6 @@
       </w:r>
     </w:p>
     <w:p>
-      <w:pPr>
-        <w:spacing w:after="120"/>
-      </w:pPr>
       <w:r>
         <w:rPr>
           <w:rFonts w:ascii="Malgun Gothic" w:hAnsi="Malgun Gothic"/>
@@ -3674,9 +3254,6 @@
       </w:r>
     </w:p>
     <w:p>
-      <w:pPr>
-        <w:spacing w:after="120"/>
-      </w:pPr>
       <w:r>
         <w:rPr>
           <w:rFonts w:ascii="Malgun Gothic" w:hAnsi="Malgun Gothic"/>
@@ -3687,9 +3264,6 @@
       </w:r>
     </w:p>
     <w:p>
-      <w:pPr>
-        <w:spacing w:after="120"/>
-      </w:pPr>
       <w:r>
         <w:rPr>
           <w:rFonts w:ascii="Malgun Gothic" w:hAnsi="Malgun Gothic"/>
@@ -3700,9 +3274,6 @@
       </w:r>
     </w:p>
     <w:p>
-      <w:pPr>
-        <w:spacing w:after="120"/>
-      </w:pPr>
       <w:r>
         <w:rPr>
           <w:rFonts w:ascii="Malgun Gothic" w:hAnsi="Malgun Gothic"/>
@@ -4292,9 +3863,6 @@
     </w:tbl>
     <w:p/>
     <w:p>
-      <w:pPr>
-        <w:spacing w:after="120"/>
-      </w:pPr>
       <w:r>
         <w:rPr>
           <w:rFonts w:ascii="Malgun Gothic" w:hAnsi="Malgun Gothic"/>
@@ -4305,22 +3873,6 @@
       </w:r>
     </w:p>
     <w:p>
-      <w:pPr>
-        <w:spacing w:after="120"/>
-      </w:pPr>
-      <w:r>
-        <w:rPr>
-          <w:rFonts w:ascii="Malgun Gothic" w:hAnsi="Malgun Gothic"/>
-          <w:b w:val="0"/>
-          <w:sz w:val="22"/>
-        </w:rPr>
-        <w:t>---</w:t>
-      </w:r>
-    </w:p>
-    <w:p>
-      <w:pPr>
-        <w:spacing w:after="160"/>
-      </w:pPr>
       <w:r>
         <w:rPr>
           <w:rFonts w:ascii="Malgun Gothic" w:hAnsi="Malgun Gothic"/>
@@ -4331,9 +3883,6 @@
       </w:r>
     </w:p>
     <w:p>
-      <w:pPr>
-        <w:spacing w:after="120"/>
-      </w:pPr>
       <w:r>
         <w:rPr>
           <w:rFonts w:ascii="Malgun Gothic" w:hAnsi="Malgun Gothic"/>
@@ -4344,9 +3893,6 @@
       </w:r>
     </w:p>
     <w:p>
-      <w:pPr>
-        <w:spacing w:after="120"/>
-      </w:pPr>
       <w:r>
         <w:rPr>
           <w:rFonts w:ascii="Malgun Gothic" w:hAnsi="Malgun Gothic"/>
@@ -4781,9 +4327,6 @@
     </w:tbl>
     <w:p/>
     <w:p>
-      <w:pPr>
-        <w:spacing w:after="120"/>
-      </w:pPr>
       <w:r>
         <w:rPr>
           <w:rFonts w:ascii="Malgun Gothic" w:hAnsi="Malgun Gothic"/>
@@ -4794,9 +4337,6 @@
       </w:r>
     </w:p>
     <w:p>
-      <w:pPr>
-        <w:spacing w:after="120"/>
-      </w:pPr>
       <w:r>
         <w:rPr>
           <w:rFonts w:ascii="Malgun Gothic" w:hAnsi="Malgun Gothic"/>
@@ -5289,9 +4829,6 @@
     </w:tbl>
     <w:p/>
     <w:p>
-      <w:pPr>
-        <w:spacing w:after="120"/>
-      </w:pPr>
       <w:r>
         <w:rPr>
           <w:rFonts w:ascii="Malgun Gothic" w:hAnsi="Malgun Gothic"/>
@@ -5302,9 +4839,6 @@
       </w:r>
     </w:p>
     <w:p>
-      <w:pPr>
-        <w:spacing w:after="120"/>
-      </w:pPr>
       <w:r>
         <w:rPr>
           <w:rFonts w:ascii="Malgun Gothic" w:hAnsi="Malgun Gothic"/>
@@ -5315,9 +4849,6 @@
       </w:r>
     </w:p>
     <w:p>
-      <w:pPr>
-        <w:spacing w:after="120"/>
-      </w:pPr>
       <w:r>
         <w:rPr>
           <w:rFonts w:ascii="Malgun Gothic" w:hAnsi="Malgun Gothic"/>
@@ -5696,9 +5227,6 @@
     </w:tbl>
     <w:p/>
     <w:p>
-      <w:pPr>
-        <w:spacing w:after="120"/>
-      </w:pPr>
       <w:r>
         <w:rPr>
           <w:rFonts w:ascii="Malgun Gothic" w:hAnsi="Malgun Gothic"/>
@@ -5944,9 +5472,6 @@
     </w:tbl>
     <w:p/>
     <w:p>
-      <w:pPr>
-        <w:spacing w:after="120"/>
-      </w:pPr>
       <w:r>
         <w:rPr>
           <w:rFonts w:ascii="Malgun Gothic" w:hAnsi="Malgun Gothic"/>
@@ -5957,9 +5482,6 @@
       </w:r>
     </w:p>
     <w:p>
-      <w:pPr>
-        <w:spacing w:after="120"/>
-      </w:pPr>
       <w:r>
         <w:rPr>
           <w:rFonts w:ascii="Malgun Gothic" w:hAnsi="Malgun Gothic"/>
@@ -5970,22 +5492,6 @@
       </w:r>
     </w:p>
     <w:p>
-      <w:pPr>
-        <w:spacing w:after="120"/>
-      </w:pPr>
-      <w:r>
-        <w:rPr>
-          <w:rFonts w:ascii="Malgun Gothic" w:hAnsi="Malgun Gothic"/>
-          <w:b w:val="0"/>
-          <w:sz w:val="22"/>
-        </w:rPr>
-        <w:t>---</w:t>
-      </w:r>
-    </w:p>
-    <w:p>
-      <w:pPr>
-        <w:spacing w:after="160"/>
-      </w:pPr>
       <w:r>
         <w:rPr>
           <w:rFonts w:ascii="Malgun Gothic" w:hAnsi="Malgun Gothic"/>
@@ -5996,9 +5502,6 @@
       </w:r>
     </w:p>
     <w:p>
-      <w:pPr>
-        <w:spacing w:after="120"/>
-      </w:pPr>
       <w:r>
         <w:rPr>
           <w:rFonts w:ascii="Malgun Gothic" w:hAnsi="Malgun Gothic"/>
@@ -6009,9 +5512,6 @@
       </w:r>
     </w:p>
     <w:p>
-      <w:pPr>
-        <w:spacing w:after="120"/>
-      </w:pPr>
       <w:r>
         <w:rPr>
           <w:rFonts w:ascii="Malgun Gothic" w:hAnsi="Malgun Gothic"/>
@@ -6022,9 +5522,6 @@
       </w:r>
     </w:p>
     <w:p>
-      <w:pPr>
-        <w:spacing w:after="120"/>
-      </w:pPr>
       <w:r>
         <w:rPr>
           <w:rFonts w:ascii="Malgun Gothic" w:hAnsi="Malgun Gothic"/>
@@ -6035,9 +5532,6 @@
       </w:r>
     </w:p>
     <w:p>
-      <w:pPr>
-        <w:spacing w:after="120"/>
-      </w:pPr>
       <w:r>
         <w:rPr>
           <w:rFonts w:ascii="Malgun Gothic" w:hAnsi="Malgun Gothic"/>
@@ -6048,9 +5542,6 @@
       </w:r>
     </w:p>
     <w:p>
-      <w:pPr>
-        <w:spacing w:after="120"/>
-      </w:pPr>
       <w:r>
         <w:rPr>
           <w:rFonts w:ascii="Malgun Gothic" w:hAnsi="Malgun Gothic"/>
@@ -6109,9 +5600,6 @@
       </w:r>
     </w:p>
     <w:p>
-      <w:pPr>
-        <w:spacing w:after="120"/>
-      </w:pPr>
       <w:r>
         <w:rPr>
           <w:rFonts w:ascii="Malgun Gothic" w:hAnsi="Malgun Gothic"/>
@@ -6122,9 +5610,6 @@
       </w:r>
     </w:p>
     <w:p>
-      <w:pPr>
-        <w:spacing w:after="120"/>
-      </w:pPr>
       <w:r>
         <w:rPr>
           <w:rFonts w:ascii="Malgun Gothic" w:hAnsi="Malgun Gothic"/>
@@ -6443,9 +5928,6 @@
     </w:tbl>
     <w:p/>
     <w:p>
-      <w:pPr>
-        <w:spacing w:after="120"/>
-      </w:pPr>
       <w:r>
         <w:rPr>
           <w:rFonts w:ascii="Malgun Gothic" w:hAnsi="Malgun Gothic"/>
@@ -6456,22 +5938,6 @@
       </w:r>
     </w:p>
     <w:p>
-      <w:pPr>
-        <w:spacing w:after="120"/>
-      </w:pPr>
-      <w:r>
-        <w:rPr>
-          <w:rFonts w:ascii="Malgun Gothic" w:hAnsi="Malgun Gothic"/>
-          <w:b w:val="0"/>
-          <w:sz w:val="22"/>
-        </w:rPr>
-        <w:t>---</w:t>
-      </w:r>
-    </w:p>
-    <w:p>
-      <w:pPr>
-        <w:spacing w:after="160"/>
-      </w:pPr>
       <w:r>
         <w:rPr>
           <w:rFonts w:ascii="Malgun Gothic" w:hAnsi="Malgun Gothic"/>
@@ -6482,9 +5948,6 @@
       </w:r>
     </w:p>
     <w:p>
-      <w:pPr>
-        <w:spacing w:after="120"/>
-      </w:pPr>
       <w:r>
         <w:rPr>
           <w:rFonts w:ascii="Malgun Gothic" w:hAnsi="Malgun Gothic"/>
@@ -6495,9 +5958,6 @@
       </w:r>
     </w:p>
     <w:p>
-      <w:pPr>
-        <w:spacing w:after="120"/>
-      </w:pPr>
       <w:r>
         <w:rPr>
           <w:rFonts w:ascii="Malgun Gothic" w:hAnsi="Malgun Gothic"/>
@@ -6508,9 +5968,6 @@
       </w:r>
     </w:p>
     <w:p>
-      <w:pPr>
-        <w:spacing w:after="120"/>
-      </w:pPr>
       <w:r>
         <w:rPr>
           <w:rFonts w:ascii="Malgun Gothic" w:hAnsi="Malgun Gothic"/>
@@ -6521,9 +5978,6 @@
       </w:r>
     </w:p>
     <w:p>
-      <w:pPr>
-        <w:spacing w:after="120"/>
-      </w:pPr>
       <w:r>
         <w:rPr>
           <w:rFonts w:ascii="Malgun Gothic" w:hAnsi="Malgun Gothic"/>
@@ -6534,9 +5988,6 @@
       </w:r>
     </w:p>
     <w:p>
-      <w:pPr>
-        <w:spacing w:after="120"/>
-      </w:pPr>
       <w:r>
         <w:rPr>
           <w:rFonts w:ascii="Malgun Gothic" w:hAnsi="Malgun Gothic"/>
@@ -6547,9 +5998,6 @@
       </w:r>
     </w:p>
     <w:p>
-      <w:pPr>
-        <w:spacing w:after="120"/>
-      </w:pPr>
       <w:r>
         <w:rPr>
           <w:rFonts w:ascii="Malgun Gothic" w:hAnsi="Malgun Gothic"/>
@@ -6560,22 +6008,6 @@
       </w:r>
     </w:p>
     <w:p>
-      <w:pPr>
-        <w:spacing w:after="120"/>
-      </w:pPr>
-      <w:r>
-        <w:rPr>
-          <w:rFonts w:ascii="Malgun Gothic" w:hAnsi="Malgun Gothic"/>
-          <w:b w:val="0"/>
-          <w:sz w:val="22"/>
-        </w:rPr>
-        <w:t>---</w:t>
-      </w:r>
-    </w:p>
-    <w:p>
-      <w:pPr>
-        <w:spacing w:after="160"/>
-      </w:pPr>
       <w:r>
         <w:rPr>
           <w:rFonts w:ascii="Malgun Gothic" w:hAnsi="Malgun Gothic"/>
@@ -6586,9 +6018,6 @@
       </w:r>
     </w:p>
     <w:p>
-      <w:pPr>
-        <w:spacing w:after="120"/>
-      </w:pPr>
       <w:r>
         <w:rPr>
           <w:rFonts w:ascii="Malgun Gothic" w:hAnsi="Malgun Gothic"/>
@@ -6599,9 +6028,6 @@
       </w:r>
     </w:p>
     <w:p>
-      <w:pPr>
-        <w:spacing w:after="120"/>
-      </w:pPr>
       <w:r>
         <w:rPr>
           <w:rFonts w:ascii="Malgun Gothic" w:hAnsi="Malgun Gothic"/>
@@ -6612,9 +6038,6 @@
       </w:r>
     </w:p>
     <w:p>
-      <w:pPr>
-        <w:spacing w:after="120"/>
-      </w:pPr>
       <w:r>
         <w:rPr>
           <w:rFonts w:ascii="Malgun Gothic" w:hAnsi="Malgun Gothic"/>
@@ -6625,9 +6048,6 @@
       </w:r>
     </w:p>
     <w:p>
-      <w:pPr>
-        <w:spacing w:after="120"/>
-      </w:pPr>
       <w:r>
         <w:rPr>
           <w:rFonts w:ascii="Malgun Gothic" w:hAnsi="Malgun Gothic"/>
@@ -6638,9 +6058,6 @@
       </w:r>
     </w:p>
     <w:p>
-      <w:pPr>
-        <w:spacing w:after="120"/>
-      </w:pPr>
       <w:r>
         <w:rPr>
           <w:rFonts w:ascii="Malgun Gothic" w:hAnsi="Malgun Gothic"/>
@@ -6651,22 +6068,6 @@
       </w:r>
     </w:p>
     <w:p>
-      <w:pPr>
-        <w:spacing w:after="120"/>
-      </w:pPr>
-      <w:r>
-        <w:rPr>
-          <w:rFonts w:ascii="Malgun Gothic" w:hAnsi="Malgun Gothic"/>
-          <w:b w:val="0"/>
-          <w:sz w:val="22"/>
-        </w:rPr>
-        <w:t>---</w:t>
-      </w:r>
-    </w:p>
-    <w:p>
-      <w:pPr>
-        <w:spacing w:after="160"/>
-      </w:pPr>
       <w:r>
         <w:rPr>
           <w:rFonts w:ascii="Malgun Gothic" w:hAnsi="Malgun Gothic"/>
@@ -6961,22 +6362,6 @@
     </w:tbl>
     <w:p/>
     <w:p>
-      <w:pPr>
-        <w:spacing w:after="120"/>
-      </w:pPr>
-      <w:r>
-        <w:rPr>
-          <w:rFonts w:ascii="Malgun Gothic" w:hAnsi="Malgun Gothic"/>
-          <w:b w:val="0"/>
-          <w:sz w:val="22"/>
-        </w:rPr>
-        <w:t>---</w:t>
-      </w:r>
-    </w:p>
-    <w:p>
-      <w:pPr>
-        <w:spacing w:after="120"/>
-      </w:pPr>
       <w:r>
         <w:rPr>
           <w:rFonts w:ascii="Malgun Gothic" w:hAnsi="Malgun Gothic"/>
